--- a/运动会宣传部工作人员名单.docx
+++ b/运动会宣传部工作人员名单.docx
@@ -1,6 +1,6 @@
 
 <file path=word/document.xml><?xml version="1.0" encoding="utf-8"?>
-<w:document xmlns:wpc="http://schemas.microsoft.com/office/word/2010/wordprocessingCanvas" xmlns:cx="http://schemas.microsoft.com/office/drawing/2014/chartex" xmlns:cx1="http://schemas.microsoft.com/office/drawing/2015/9/8/chartex" xmlns:cx2="http://schemas.microsoft.com/office/drawing/2015/10/21/chartex" xmlns:cx3="http://schemas.microsoft.com/office/drawing/2016/5/9/chartex" xmlns:cx4="http://schemas.microsoft.com/office/drawing/2016/5/10/chartex" xmlns:cx5="http://schemas.microsoft.com/office/drawing/2016/5/11/chartex" xmlns:cx6="http://schemas.microsoft.com/office/drawing/2016/5/12/chartex" xmlns:cx7="http://schemas.microsoft.com/office/drawing/2016/5/13/chartex" xmlns:cx8="http://schemas.microsoft.com/office/drawing/2016/5/14/chartex" xmlns:mc="http://schemas.openxmlformats.org/markup-compatibility/2006" xmlns:aink="http://schemas.microsoft.com/office/drawing/2016/ink" xmlns:am3d="http://schemas.microsoft.com/office/drawing/2017/model3d" xmlns:o="urn:schemas-microsoft-com:office:office" xmlns:oel="http://schemas.microsoft.com/office/2019/extlst" xmlns:r="http://schemas.openxmlformats.org/officeDocument/2006/relationships" xmlns:m="http://schemas.openxmlformats.org/officeDocument/2006/math" xmlns:v="urn:schemas-microsoft-com:vml" xmlns:wp14="http://schemas.microsoft.com/office/word/2010/wordprocessingDrawing" xmlns:wp="http://schemas.openxmlformats.org/drawingml/2006/wordprocessingDrawing" xmlns:w10="urn:schemas-microsoft-com:office:word" xmlns:w="http://schemas.openxmlformats.org/wordprocessingml/2006/main" xmlns:w14="http://schemas.microsoft.com/office/word/2010/wordml" xmlns:w15="http://schemas.microsoft.com/office/word/2012/wordml" xmlns:w16cex="http://schemas.microsoft.com/office/word/2018/wordml/cex" xmlns:w16cid="http://schemas.microsoft.com/office/word/2016/wordml/cid" xmlns:w16="http://schemas.microsoft.com/office/word/2018/wordml" xmlns:w16sdtdh="http://schemas.microsoft.com/office/word/2020/wordml/sdtdatahash" xmlns:w16se="http://schemas.microsoft.com/office/word/2015/wordml/symex" xmlns:wpg="http://schemas.microsoft.com/office/word/2010/wordprocessingGroup" xmlns:wpi="http://schemas.microsoft.com/office/word/2010/wordprocessingInk" xmlns:wne="http://schemas.microsoft.com/office/word/2006/wordml" xmlns:wps="http://schemas.microsoft.com/office/word/2010/wordprocessingShape" mc:Ignorable="w14 w15 w16se w16cid w16 w16cex w16sdtdh wp14">
+<w:document xmlns:ns1="http://schemas.openxmlformats.org/markup-compatibility/2006" xmlns:w="http://schemas.openxmlformats.org/wordprocessingml/2006/main" ns1:Ignorable="w14 w15 w16se w16cid w16 w16cex w16sdtdh wp14">
   <w:body>
     <w:p>
       <w:pPr>
@@ -1260,8 +1260,9 @@
     <w:p>
       <w:pPr>
         <w:rPr>
-          <w:sz w:val="28"/>
-          <w:szCs w:val="28"/>
+          <w:rFonts w:ascii="宋体" w:eastAsia="宋体" w:hAnsi="宋体" w:cs="宋体"/>
+          <w:sz w:val="30"/>
+          <w:szCs w:val="30"/>
         </w:rPr>
       </w:pPr>
       <w:r>
@@ -1276,23 +1277,93 @@
     <w:p>
       <w:pPr>
         <w:rPr>
-          <w:sz w:val="28"/>
-          <w:szCs w:val="28"/>
-        </w:rPr>
-      </w:pPr>
-      <w:r>
-        <w:rPr>
-          <w:rFonts w:hint="eastAsia"/>
-          <w:sz w:val="28"/>
-          <w:szCs w:val="28"/>
-        </w:rPr>
-        <w:t>陈嘉炜</w:t>
+          <w:rFonts w:ascii="宋体" w:eastAsia="宋体" w:hAnsi="宋体" w:cs="宋体"/>
+          <w:sz w:val="24"/>
+        </w:rPr>
+      </w:pPr>
+      <w:r>
+        <w:rPr>
+          <w:rFonts w:ascii="宋体" w:eastAsia="宋体" w:hAnsi="宋体" w:cs="宋体"/>
+          <w:sz w:val="24"/>
+        </w:rPr>
+        <w:t xml:space="preserve">一、10日上午径赛</w:t>
+      </w:r>
+    </w:p>
+    <w:p>
+      <w:pPr>
+        <w:rPr>
+          <w:rFonts w:ascii="宋体" w:eastAsia="宋体" w:hAnsi="宋体" w:cs="宋体"/>
+          <w:sz w:val="24"/>
+        </w:rPr>
+      </w:pPr>
+      <w:r>
+        <w:rPr>
+          <w:rFonts w:ascii="宋体" w:eastAsia="宋体" w:hAnsi="宋体" w:cs="宋体"/>
+          <w:sz w:val="24"/>
+        </w:rPr>
+        <w:t xml:space="preserve">高一男子1000米决赛45人2组8:40 </w:t>
+      </w:r>
+    </w:p>
+    <w:p>
+      <w:pPr>
+        <w:rPr>
+          <w:rFonts w:ascii="宋体" w:eastAsia="宋体" w:hAnsi="宋体" w:cs="宋体"/>
+          <w:sz w:val="24"/>
+        </w:rPr>
+      </w:pPr>
+      <w:r>
+        <w:rPr>
+          <w:rFonts w:ascii="宋体" w:eastAsia="宋体" w:hAnsi="宋体" w:cs="宋体"/>
+          <w:sz w:val="24"/>
+        </w:rPr>
+        <w:t xml:space="preserve">高二男子1000米决赛29人2组8:55 </w:t>
+      </w:r>
+    </w:p>
+    <w:p>
+      <w:pPr>
+        <w:rPr>
+          <w:rFonts w:ascii="宋体" w:eastAsia="宋体" w:hAnsi="宋体" w:cs="宋体"/>
+          <w:sz w:val="24"/>
+        </w:rPr>
+      </w:pPr>
+      <w:r>
+        <w:rPr>
+          <w:rFonts w:ascii="宋体" w:eastAsia="宋体" w:hAnsi="宋体" w:cs="宋体"/>
+          <w:sz w:val="24"/>
+        </w:rPr>
+        <w:t xml:space="preserve">5、高三男子1000米决赛23人1组9:10 </w:t>
       </w:r>
     </w:p>
     <w:p>
       <w:pPr>
         <w:rPr>
           <w:rFonts w:ascii="宋体" w:eastAsia="宋体" w:hAnsi="宋体" w:cs="宋体" w:hint="eastAsia"/>
+          <w:sz w:val="30"/>
+          <w:szCs w:val="30"/>
+        </w:rPr>
+      </w:pPr>
+    </w:p>
+    <w:p>
+      <w:pPr>
+        <w:rPr>
+          <w:rFonts w:ascii="宋体" w:eastAsia="宋体" w:hAnsi="宋体" w:cs="宋体"/>
+          <w:sz w:val="30"/>
+          <w:szCs w:val="30"/>
+        </w:rPr>
+      </w:pPr>
+      <w:r>
+        <w:rPr>
+          <w:rFonts w:hint="eastAsia"/>
+          <w:sz w:val="28"/>
+          <w:szCs w:val="28"/>
+        </w:rPr>
+        <w:t>陈佳炜</w:t>
+      </w:r>
+    </w:p>
+    <w:p>
+      <w:pPr>
+        <w:rPr>
+          <w:rFonts w:ascii="宋体" w:eastAsia="宋体" w:hAnsi="宋体" w:cs="宋体"/>
           <w:sz w:val="24"/>
         </w:rPr>
       </w:pPr>
@@ -1352,48 +1423,226 @@
     <w:p>
       <w:pPr>
         <w:rPr>
+          <w:rFonts w:ascii="宋体" w:eastAsia="宋体" w:hAnsi="宋体" w:cs="宋体"/>
+          <w:sz w:val="24"/>
+        </w:rPr>
+      </w:pPr>
+      <w:r>
+        <w:rPr>
+          <w:rFonts w:ascii="宋体" w:eastAsia="宋体" w:hAnsi="宋体" w:cs="宋体"/>
+          <w:sz w:val="24"/>
+        </w:rPr>
+        <w:t xml:space="preserve">二、8日下午田赛</w:t>
+      </w:r>
+    </w:p>
+    <w:p>
+      <w:pPr>
+        <w:rPr>
+          <w:rFonts w:ascii="宋体" w:eastAsia="宋体" w:hAnsi="宋体" w:cs="宋体"/>
+          <w:sz w:val="24"/>
+        </w:rPr>
+      </w:pPr>
+      <w:r>
+        <w:rPr>
+          <w:rFonts w:ascii="宋体" w:eastAsia="宋体" w:hAnsi="宋体" w:cs="宋体"/>
+          <w:sz w:val="24"/>
+        </w:rPr>
+        <w:t xml:space="preserve">高二男子铅球决赛39人3:10 </w:t>
+      </w:r>
+    </w:p>
+    <w:p>
+      <w:pPr>
+        <w:rPr>
+          <w:rFonts w:ascii="宋体" w:eastAsia="宋体" w:hAnsi="宋体" w:cs="宋体"/>
+          <w:sz w:val="24"/>
+        </w:rPr>
+      </w:pPr>
+      <w:r>
+        <w:rPr>
+          <w:rFonts w:ascii="宋体" w:eastAsia="宋体" w:hAnsi="宋体" w:cs="宋体"/>
+          <w:sz w:val="24"/>
+        </w:rPr>
+        <w:t xml:space="preserve">三、9日上午田赛</w:t>
+      </w:r>
+    </w:p>
+    <w:p>
+      <w:pPr>
+        <w:rPr>
+          <w:rFonts w:ascii="宋体" w:eastAsia="宋体" w:hAnsi="宋体" w:cs="宋体"/>
+          <w:sz w:val="24"/>
+        </w:rPr>
+      </w:pPr>
+      <w:r>
+        <w:rPr>
+          <w:rFonts w:ascii="宋体" w:eastAsia="宋体" w:hAnsi="宋体" w:cs="宋体"/>
+          <w:sz w:val="24"/>
+        </w:rPr>
+        <w:t xml:space="preserve">3、高一女子铅球决赛42人7:50 </w:t>
+      </w:r>
+    </w:p>
+    <w:p>
+      <w:pPr>
+        <w:rPr>
+          <w:rFonts w:ascii="宋体" w:eastAsia="宋体" w:hAnsi="宋体" w:cs="宋体"/>
+          <w:sz w:val="24"/>
+        </w:rPr>
+      </w:pPr>
+      <w:r>
+        <w:rPr>
+          <w:rFonts w:ascii="宋体" w:eastAsia="宋体" w:hAnsi="宋体" w:cs="宋体"/>
+          <w:sz w:val="24"/>
+        </w:rPr>
+        <w:t xml:space="preserve">高三男子铅球决赛38人9:10 </w:t>
+      </w:r>
+    </w:p>
+    <w:p>
+      <w:pPr>
+        <w:rPr>
+          <w:rFonts w:ascii="宋体" w:eastAsia="宋体" w:hAnsi="宋体" w:cs="宋体"/>
+          <w:sz w:val="24"/>
+        </w:rPr>
+      </w:pPr>
+      <w:r>
+        <w:rPr>
+          <w:rFonts w:ascii="宋体" w:eastAsia="宋体" w:hAnsi="宋体" w:cs="宋体"/>
+          <w:sz w:val="24"/>
+        </w:rPr>
+        <w:t xml:space="preserve">四、9日下午田赛</w:t>
+      </w:r>
+    </w:p>
+    <w:p>
+      <w:pPr>
+        <w:rPr>
+          <w:rFonts w:ascii="宋体" w:eastAsia="宋体" w:hAnsi="宋体" w:cs="宋体"/>
+          <w:sz w:val="24"/>
+        </w:rPr>
+      </w:pPr>
+      <w:r>
+        <w:rPr>
+          <w:rFonts w:ascii="宋体" w:eastAsia="宋体" w:hAnsi="宋体" w:cs="宋体"/>
+          <w:sz w:val="24"/>
+        </w:rPr>
+        <w:t xml:space="preserve">2、高二女子铅球决赛28人2:30 </w:t>
+      </w:r>
+    </w:p>
+    <w:p>
+      <w:pPr>
+        <w:rPr>
+          <w:rFonts w:ascii="宋体" w:eastAsia="宋体" w:hAnsi="宋体" w:cs="宋体"/>
+          <w:sz w:val="24"/>
+        </w:rPr>
+      </w:pPr>
+      <w:r>
+        <w:rPr>
+          <w:rFonts w:ascii="宋体" w:eastAsia="宋体" w:hAnsi="宋体" w:cs="宋体"/>
+          <w:sz w:val="24"/>
+        </w:rPr>
+        <w:t xml:space="preserve">5、高一男子铅球决赛36人3:50 </w:t>
+      </w:r>
+    </w:p>
+    <w:p>
+      <w:pPr>
+        <w:rPr>
+          <w:rFonts w:ascii="宋体" w:eastAsia="宋体" w:hAnsi="宋体" w:cs="宋体"/>
+          <w:sz w:val="24"/>
+        </w:rPr>
+      </w:pPr>
+      <w:r>
+        <w:rPr>
+          <w:rFonts w:ascii="宋体" w:eastAsia="宋体" w:hAnsi="宋体" w:cs="宋体"/>
+          <w:sz w:val="24"/>
+        </w:rPr>
+        <w:t xml:space="preserve">五、10日上午田赛</w:t>
+      </w:r>
+    </w:p>
+    <w:p>
+      <w:pPr>
+        <w:rPr>
+          <w:rFonts w:ascii="宋体" w:eastAsia="宋体" w:hAnsi="宋体" w:cs="宋体"/>
+          <w:sz w:val="24"/>
+        </w:rPr>
+      </w:pPr>
+      <w:r>
+        <w:rPr>
+          <w:rFonts w:ascii="宋体" w:eastAsia="宋体" w:hAnsi="宋体" w:cs="宋体"/>
+          <w:sz w:val="24"/>
+        </w:rPr>
+        <w:t xml:space="preserve">高三女子铅球决赛32人8:00 </w:t>
+      </w:r>
+    </w:p>
+    <w:p>
+      <w:pPr>
+        <w:rPr>
+          <w:rFonts w:ascii="宋体" w:eastAsia="宋体" w:hAnsi="宋体" w:cs="宋体"/>
+          <w:sz w:val="24"/>
+        </w:rPr>
+      </w:pPr>
+      <w:r>
+        <w:rPr>
+          <w:rFonts w:ascii="宋体" w:eastAsia="宋体" w:hAnsi="宋体" w:cs="宋体"/>
+          <w:sz w:val="24"/>
+        </w:rPr>
+        <w:t xml:space="preserve">六、全赛程颁奖</w:t>
+      </w:r>
+    </w:p>
+    <w:p>
+      <w:pPr>
+        <w:rPr>
+          <w:rFonts w:ascii="宋体" w:eastAsia="宋体" w:hAnsi="宋体" w:cs="宋体"/>
+          <w:sz w:val="24"/>
+        </w:rPr>
+      </w:pPr>
+      <w:r>
+        <w:rPr>
+          <w:rFonts w:ascii="宋体" w:eastAsia="宋体" w:hAnsi="宋体" w:cs="宋体"/>
+          <w:sz w:val="24"/>
+        </w:rPr>
+        <w:t xml:space="preserve">各单项及团体比赛颁奖仪式抓拍</w:t>
+      </w:r>
+    </w:p>
+    <w:p>
+      <w:pPr>
+        <w:rPr>
           <w:rFonts w:ascii="宋体" w:eastAsia="宋体" w:hAnsi="宋体" w:cs="宋体" w:hint="eastAsia"/>
-          <w:sz w:val="24"/>
-        </w:rPr>
-      </w:pPr>
-    </w:p>
-    <w:p>
-      <w:pPr>
-        <w:rPr>
-          <w:rFonts w:ascii="宋体" w:eastAsia="宋体" w:hAnsi="宋体" w:cs="宋体"/>
-          <w:sz w:val="24"/>
-        </w:rPr>
-      </w:pPr>
-      <w:r>
-        <w:rPr>
-          <w:rFonts w:hint="eastAsia"/>
-          <w:sz w:val="28"/>
-          <w:szCs w:val="28"/>
-        </w:rPr>
-        <w:t>沈栋亿</w:t>
-      </w:r>
-    </w:p>
-    <w:p>
-      <w:pPr>
-        <w:rPr>
-          <w:rFonts w:ascii="宋体" w:eastAsia="宋体" w:hAnsi="宋体" w:cs="宋体"/>
-          <w:sz w:val="24"/>
-        </w:rPr>
-      </w:pPr>
-      <w:r>
-        <w:rPr>
-          <w:rFonts w:ascii="宋体" w:eastAsia="宋体" w:hAnsi="宋体" w:cs="宋体"/>
-          <w:sz w:val="24"/>
-        </w:rPr>
-        <w:t xml:space="preserve">9日上午田赛 </w:t>
-      </w:r>
-    </w:p>
-    <w:p>
-      <w:pPr>
-        <w:numPr>
-          <w:ilvl w:val="0"/>
-          <w:numId w:val="7"/>
-        </w:numPr>
+          <w:sz w:val="30"/>
+          <w:szCs w:val="30"/>
+        </w:rPr>
+      </w:pPr>
+    </w:p>
+    <w:p>
+      <w:pPr>
+        <w:rPr>
+          <w:rFonts w:ascii="宋体" w:eastAsia="宋体" w:hAnsi="宋体" w:cs="宋体"/>
+          <w:sz w:val="30"/>
+          <w:szCs w:val="30"/>
+        </w:rPr>
+      </w:pPr>
+      <w:r>
+        <w:rPr>
+          <w:rFonts w:hint="eastAsia"/>
+          <w:sz w:val="28"/>
+          <w:szCs w:val="28"/>
+        </w:rPr>
+        <w:t>沈栋忆</w:t>
+      </w:r>
+    </w:p>
+    <w:p>
+      <w:pPr>
+        <w:rPr>
+          <w:rFonts w:ascii="宋体" w:eastAsia="宋体" w:hAnsi="宋体" w:cs="宋体"/>
+          <w:sz w:val="24"/>
+        </w:rPr>
+      </w:pPr>
+      <w:r>
+        <w:rPr>
+          <w:rFonts w:ascii="宋体" w:eastAsia="宋体" w:hAnsi="宋体" w:cs="宋体"/>
+          <w:sz w:val="24"/>
+        </w:rPr>
+        <w:t xml:space="preserve">一、9日上午田赛 </w:t>
+      </w:r>
+    </w:p>
+    <w:p>
+      <w:pPr>
         <w:rPr>
           <w:rFonts w:ascii="宋体" w:eastAsia="宋体" w:hAnsi="宋体" w:cs="宋体"/>
           <w:sz w:val="24"/>
@@ -1410,8 +1659,1332 @@
     <w:p>
       <w:pPr>
         <w:rPr>
+          <w:rFonts w:ascii="宋体" w:eastAsia="宋体" w:hAnsi="宋体" w:cs="宋体"/>
+          <w:sz w:val="24"/>
+        </w:rPr>
+      </w:pPr>
+      <w:r>
+        <w:rPr>
+          <w:rFonts w:ascii="宋体" w:eastAsia="宋体" w:hAnsi="宋体" w:cs="宋体"/>
+          <w:sz w:val="24"/>
+        </w:rPr>
+        <w:t xml:space="preserve">二、9日下午田赛</w:t>
+      </w:r>
+    </w:p>
+    <w:p>
+      <w:pPr>
+        <w:rPr>
+          <w:rFonts w:ascii="宋体" w:eastAsia="宋体" w:hAnsi="宋体" w:cs="宋体"/>
+          <w:sz w:val="24"/>
+        </w:rPr>
+      </w:pPr>
+      <w:r>
+        <w:rPr>
+          <w:rFonts w:ascii="宋体" w:eastAsia="宋体" w:hAnsi="宋体" w:cs="宋体"/>
+          <w:sz w:val="24"/>
+        </w:rPr>
+        <w:t xml:space="preserve">高二男子跳高决赛22人2:30 </w:t>
+      </w:r>
+    </w:p>
+    <w:p>
+      <w:pPr>
+        <w:rPr>
+          <w:rFonts w:ascii="宋体" w:eastAsia="宋体" w:hAnsi="宋体" w:cs="宋体"/>
+          <w:sz w:val="24"/>
+        </w:rPr>
+      </w:pPr>
+      <w:r>
+        <w:rPr>
+          <w:rFonts w:ascii="宋体" w:eastAsia="宋体" w:hAnsi="宋体" w:cs="宋体"/>
+          <w:sz w:val="24"/>
+        </w:rPr>
+        <w:t xml:space="preserve">高一女子跳远决赛38人2:30 </w:t>
+      </w:r>
+    </w:p>
+    <w:p>
+      <w:pPr>
+        <w:rPr>
+          <w:rFonts w:ascii="宋体" w:eastAsia="宋体" w:hAnsi="宋体" w:cs="宋体"/>
+          <w:sz w:val="24"/>
+        </w:rPr>
+      </w:pPr>
+      <w:r>
+        <w:rPr>
+          <w:rFonts w:ascii="宋体" w:eastAsia="宋体" w:hAnsi="宋体" w:cs="宋体"/>
+          <w:sz w:val="24"/>
+        </w:rPr>
+        <w:t xml:space="preserve">三、9日下午径赛</w:t>
+      </w:r>
+    </w:p>
+    <w:p>
+      <w:pPr>
+        <w:rPr>
+          <w:rFonts w:ascii="宋体" w:eastAsia="宋体" w:hAnsi="宋体" w:cs="宋体"/>
+          <w:sz w:val="24"/>
+        </w:rPr>
+      </w:pPr>
+      <w:r>
+        <w:rPr>
+          <w:rFonts w:ascii="宋体" w:eastAsia="宋体" w:hAnsi="宋体" w:cs="宋体"/>
+          <w:sz w:val="24"/>
+        </w:rPr>
+        <w:t xml:space="preserve">9、高一男子4×100米决赛3组4:10 </w:t>
+      </w:r>
+    </w:p>
+    <w:p>
+      <w:pPr>
+        <w:rPr>
+          <w:rFonts w:ascii="宋体" w:eastAsia="宋体" w:hAnsi="宋体" w:cs="宋体"/>
+          <w:sz w:val="24"/>
+        </w:rPr>
+      </w:pPr>
+      <w:r>
+        <w:rPr>
+          <w:rFonts w:ascii="宋体" w:eastAsia="宋体" w:hAnsi="宋体" w:cs="宋体"/>
+          <w:sz w:val="24"/>
+        </w:rPr>
+        <w:t xml:space="preserve">高二男子4×100米决赛2组4:20 </w:t>
+      </w:r>
+    </w:p>
+    <w:p>
+      <w:pPr>
+        <w:rPr>
+          <w:rFonts w:ascii="宋体" w:eastAsia="宋体" w:hAnsi="宋体" w:cs="宋体"/>
+          <w:sz w:val="24"/>
+        </w:rPr>
+      </w:pPr>
+      <w:r>
+        <w:rPr>
+          <w:rFonts w:ascii="宋体" w:eastAsia="宋体" w:hAnsi="宋体" w:cs="宋体"/>
+          <w:sz w:val="24"/>
+        </w:rPr>
+        <w:t xml:space="preserve">高三男子4×100米决赛2组4:30 </w:t>
+      </w:r>
+    </w:p>
+    <w:p>
+      <w:pPr>
+        <w:rPr>
+          <w:rFonts w:ascii="宋体" w:eastAsia="宋体" w:hAnsi="宋体" w:cs="宋体"/>
+          <w:sz w:val="24"/>
+        </w:rPr>
+      </w:pPr>
+      <w:r>
+        <w:rPr>
+          <w:rFonts w:ascii="宋体" w:eastAsia="宋体" w:hAnsi="宋体" w:cs="宋体"/>
+          <w:sz w:val="24"/>
+        </w:rPr>
+        <w:t xml:space="preserve">高一女子4×100米决赛3组4:40 </w:t>
+      </w:r>
+    </w:p>
+    <w:p>
+      <w:pPr>
+        <w:rPr>
+          <w:rFonts w:ascii="宋体" w:eastAsia="宋体" w:hAnsi="宋体" w:cs="宋体"/>
+          <w:sz w:val="24"/>
+        </w:rPr>
+      </w:pPr>
+      <w:r>
+        <w:rPr>
+          <w:rFonts w:ascii="宋体" w:eastAsia="宋体" w:hAnsi="宋体" w:cs="宋体"/>
+          <w:sz w:val="24"/>
+        </w:rPr>
+        <w:t xml:space="preserve">13、高二女子4×100米决赛2组4:50 </w:t>
+      </w:r>
+    </w:p>
+    <w:p>
+      <w:pPr>
+        <w:rPr>
+          <w:rFonts w:ascii="宋体" w:eastAsia="宋体" w:hAnsi="宋体" w:cs="宋体"/>
+          <w:sz w:val="24"/>
+        </w:rPr>
+      </w:pPr>
+      <w:r>
+        <w:rPr>
+          <w:rFonts w:ascii="宋体" w:eastAsia="宋体" w:hAnsi="宋体" w:cs="宋体"/>
+          <w:sz w:val="24"/>
+        </w:rPr>
+        <w:t xml:space="preserve">高三女子4×100米决赛2组5:00 </w:t>
+      </w:r>
+    </w:p>
+    <w:p>
+      <w:pPr>
+        <w:rPr>
+          <w:rFonts w:ascii="宋体" w:eastAsia="宋体" w:hAnsi="宋体" w:cs="宋体"/>
+          <w:sz w:val="24"/>
+        </w:rPr>
+      </w:pPr>
+      <w:r>
+        <w:rPr>
+          <w:rFonts w:ascii="宋体" w:eastAsia="宋体" w:hAnsi="宋体" w:cs="宋体"/>
+          <w:sz w:val="24"/>
+        </w:rPr>
+        <w:t xml:space="preserve">四、10日上午径赛</w:t>
+      </w:r>
+    </w:p>
+    <w:p>
+      <w:pPr>
+        <w:rPr>
+          <w:rFonts w:ascii="宋体" w:eastAsia="宋体" w:hAnsi="宋体" w:cs="宋体"/>
+          <w:sz w:val="24"/>
+        </w:rPr>
+      </w:pPr>
+      <w:r>
+        <w:rPr>
+          <w:rFonts w:ascii="宋体" w:eastAsia="宋体" w:hAnsi="宋体" w:cs="宋体"/>
+          <w:sz w:val="24"/>
+        </w:rPr>
+        <w:t xml:space="preserve">6、高一女子800米决赛16人1组9:25 </w:t>
+      </w:r>
+    </w:p>
+    <w:p>
+      <w:pPr>
+        <w:rPr>
+          <w:rFonts w:ascii="宋体" w:eastAsia="宋体" w:hAnsi="宋体" w:cs="宋体"/>
+          <w:sz w:val="24"/>
+        </w:rPr>
+      </w:pPr>
+      <w:r>
+        <w:rPr>
+          <w:rFonts w:ascii="宋体" w:eastAsia="宋体" w:hAnsi="宋体" w:cs="宋体"/>
+          <w:sz w:val="24"/>
+        </w:rPr>
+        <w:t xml:space="preserve">高二女子800米决赛22人1组9:40 </w:t>
+      </w:r>
+    </w:p>
+    <w:p>
+      <w:pPr>
+        <w:rPr>
+          <w:rFonts w:ascii="宋体" w:eastAsia="宋体" w:hAnsi="宋体" w:cs="宋体"/>
+          <w:sz w:val="24"/>
+        </w:rPr>
+      </w:pPr>
+      <w:r>
+        <w:rPr>
+          <w:rFonts w:ascii="宋体" w:eastAsia="宋体" w:hAnsi="宋体" w:cs="宋体"/>
+          <w:sz w:val="24"/>
+        </w:rPr>
+        <w:t xml:space="preserve">高三女子800米决赛19人1组9:50 </w:t>
+      </w:r>
+    </w:p>
+    <w:p>
+      <w:pPr>
+        <w:rPr>
           <w:rFonts w:ascii="宋体" w:eastAsia="宋体" w:hAnsi="宋体" w:cs="宋体" w:hint="eastAsia"/>
-          <w:sz w:val="24"/>
+          <w:sz w:val="30"/>
+          <w:szCs w:val="30"/>
+        </w:rPr>
+      </w:pPr>
+    </w:p>
+    <w:p>
+      <w:pPr>
+        <w:rPr>
+          <w:rFonts w:ascii="宋体" w:eastAsia="宋体" w:hAnsi="宋体" w:cs="宋体"/>
+          <w:sz w:val="30"/>
+          <w:szCs w:val="30"/>
+        </w:rPr>
+      </w:pPr>
+      <w:r>
+        <w:rPr>
+          <w:rFonts w:hint="eastAsia"/>
+          <w:sz w:val="28"/>
+          <w:szCs w:val="28"/>
+        </w:rPr>
+        <w:t>董欣瑜</w:t>
+      </w:r>
+    </w:p>
+    <w:p>
+      <w:pPr>
+        <w:rPr>
+          <w:rFonts w:ascii="宋体" w:eastAsia="宋体" w:hAnsi="宋体" w:cs="宋体"/>
+          <w:sz w:val="24"/>
+        </w:rPr>
+      </w:pPr>
+      <w:r>
+        <w:rPr>
+          <w:rFonts w:ascii="宋体" w:eastAsia="宋体" w:hAnsi="宋体" w:cs="宋体"/>
+          <w:sz w:val="24"/>
+        </w:rPr>
+        <w:t xml:space="preserve">一、10日上午径赛</w:t>
+      </w:r>
+    </w:p>
+    <w:p>
+      <w:pPr>
+        <w:rPr>
+          <w:rFonts w:ascii="宋体" w:eastAsia="宋体" w:hAnsi="宋体" w:cs="宋体"/>
+          <w:sz w:val="24"/>
+        </w:rPr>
+      </w:pPr>
+      <w:r>
+        <w:rPr>
+          <w:rFonts w:ascii="宋体" w:eastAsia="宋体" w:hAnsi="宋体" w:cs="宋体"/>
+          <w:sz w:val="24"/>
+        </w:rPr>
+        <w:t xml:space="preserve">6、高一女子800米决赛16人1组9:25 </w:t>
+      </w:r>
+    </w:p>
+    <w:p>
+      <w:pPr>
+        <w:rPr>
+          <w:rFonts w:ascii="宋体" w:eastAsia="宋体" w:hAnsi="宋体" w:cs="宋体"/>
+          <w:sz w:val="24"/>
+        </w:rPr>
+      </w:pPr>
+      <w:r>
+        <w:rPr>
+          <w:rFonts w:ascii="宋体" w:eastAsia="宋体" w:hAnsi="宋体" w:cs="宋体"/>
+          <w:sz w:val="24"/>
+        </w:rPr>
+        <w:t xml:space="preserve">高二女子800米决赛22人1组9:40 </w:t>
+      </w:r>
+    </w:p>
+    <w:p>
+      <w:pPr>
+        <w:rPr>
+          <w:rFonts w:ascii="宋体" w:eastAsia="宋体" w:hAnsi="宋体" w:cs="宋体"/>
+          <w:sz w:val="24"/>
+        </w:rPr>
+      </w:pPr>
+      <w:r>
+        <w:rPr>
+          <w:rFonts w:ascii="宋体" w:eastAsia="宋体" w:hAnsi="宋体" w:cs="宋体"/>
+          <w:sz w:val="24"/>
+        </w:rPr>
+        <w:t xml:space="preserve">高三女子800米决赛19人1组9:50 </w:t>
+      </w:r>
+    </w:p>
+    <w:p>
+      <w:pPr>
+        <w:rPr>
+          <w:rFonts w:ascii="宋体" w:eastAsia="宋体" w:hAnsi="宋体" w:cs="宋体"/>
+          <w:sz w:val="24"/>
+        </w:rPr>
+      </w:pPr>
+      <w:r>
+        <w:rPr>
+          <w:rFonts w:ascii="宋体" w:eastAsia="宋体" w:hAnsi="宋体" w:cs="宋体"/>
+          <w:sz w:val="24"/>
+        </w:rPr>
+        <w:t xml:space="preserve">二、赛场纪实</w:t>
+      </w:r>
+    </w:p>
+    <w:p>
+      <w:pPr>
+        <w:rPr>
+          <w:rFonts w:ascii="宋体" w:eastAsia="宋体" w:hAnsi="宋体" w:cs="宋体"/>
+          <w:sz w:val="24"/>
+        </w:rPr>
+      </w:pPr>
+      <w:r>
+        <w:rPr>
+          <w:rFonts w:ascii="宋体" w:eastAsia="宋体" w:hAnsi="宋体" w:cs="宋体"/>
+          <w:sz w:val="24"/>
+        </w:rPr>
+        <w:t xml:space="preserve">班级大本营温情与赛场花絮拍摄</w:t>
+      </w:r>
+    </w:p>
+    <w:p>
+      <w:pPr>
+        <w:rPr>
+          <w:rFonts w:ascii="宋体" w:eastAsia="宋体" w:hAnsi="宋体" w:cs="宋体" w:hint="eastAsia"/>
+          <w:sz w:val="30"/>
+          <w:szCs w:val="30"/>
+        </w:rPr>
+      </w:pPr>
+    </w:p>
+    <w:p>
+      <w:pPr>
+        <w:rPr>
+          <w:rFonts w:ascii="宋体" w:eastAsia="宋体" w:hAnsi="宋体" w:cs="宋体"/>
+          <w:sz w:val="30"/>
+          <w:szCs w:val="30"/>
+        </w:rPr>
+      </w:pPr>
+      <w:r>
+        <w:rPr>
+          <w:rFonts w:hint="eastAsia"/>
+          <w:sz w:val="28"/>
+          <w:szCs w:val="28"/>
+        </w:rPr>
+        <w:t>傅佳雪</w:t>
+      </w:r>
+    </w:p>
+    <w:p>
+      <w:pPr>
+        <w:rPr>
+          <w:rFonts w:ascii="宋体" w:eastAsia="宋体" w:hAnsi="宋体" w:cs="宋体"/>
+          <w:sz w:val="24"/>
+        </w:rPr>
+      </w:pPr>
+      <w:r>
+        <w:rPr>
+          <w:rFonts w:ascii="宋体" w:eastAsia="宋体" w:hAnsi="宋体" w:cs="宋体"/>
+          <w:sz w:val="24"/>
+        </w:rPr>
+        <w:t xml:space="preserve">一、9日下午径赛</w:t>
+      </w:r>
+    </w:p>
+    <w:p>
+      <w:pPr>
+        <w:rPr>
+          <w:rFonts w:ascii="宋体" w:eastAsia="宋体" w:hAnsi="宋体" w:cs="宋体"/>
+          <w:sz w:val="24"/>
+        </w:rPr>
+      </w:pPr>
+      <w:r>
+        <w:rPr>
+          <w:rFonts w:ascii="宋体" w:eastAsia="宋体" w:hAnsi="宋体" w:cs="宋体"/>
+          <w:sz w:val="24"/>
+        </w:rPr>
+        <w:t xml:space="preserve">高一男生200米预赛44人7组2:30 </w:t>
+      </w:r>
+    </w:p>
+    <w:p>
+      <w:pPr>
+        <w:rPr>
+          <w:rFonts w:ascii="宋体" w:eastAsia="宋体" w:hAnsi="宋体" w:cs="宋体"/>
+          <w:sz w:val="24"/>
+        </w:rPr>
+      </w:pPr>
+      <w:r>
+        <w:rPr>
+          <w:rFonts w:ascii="宋体" w:eastAsia="宋体" w:hAnsi="宋体" w:cs="宋体"/>
+          <w:sz w:val="24"/>
+        </w:rPr>
+        <w:t xml:space="preserve">高二男生200米预赛33人5组2:50 </w:t>
+      </w:r>
+    </w:p>
+    <w:p>
+      <w:pPr>
+        <w:rPr>
+          <w:rFonts w:ascii="宋体" w:eastAsia="宋体" w:hAnsi="宋体" w:cs="宋体"/>
+          <w:sz w:val="24"/>
+        </w:rPr>
+      </w:pPr>
+      <w:r>
+        <w:rPr>
+          <w:rFonts w:ascii="宋体" w:eastAsia="宋体" w:hAnsi="宋体" w:cs="宋体"/>
+          <w:sz w:val="24"/>
+        </w:rPr>
+        <w:t xml:space="preserve">高三男生200米预赛30人5组3:05 </w:t>
+      </w:r>
+    </w:p>
+    <w:p>
+      <w:pPr>
+        <w:rPr>
+          <w:rFonts w:ascii="宋体" w:eastAsia="宋体" w:hAnsi="宋体" w:cs="宋体"/>
+          <w:sz w:val="24"/>
+        </w:rPr>
+      </w:pPr>
+      <w:r>
+        <w:rPr>
+          <w:rFonts w:ascii="宋体" w:eastAsia="宋体" w:hAnsi="宋体" w:cs="宋体"/>
+          <w:sz w:val="24"/>
+        </w:rPr>
+        <w:t xml:space="preserve">高一女生200米预赛35人5组3:20 </w:t>
+      </w:r>
+    </w:p>
+    <w:p>
+      <w:pPr>
+        <w:rPr>
+          <w:rFonts w:ascii="宋体" w:eastAsia="宋体" w:hAnsi="宋体" w:cs="宋体"/>
+          <w:sz w:val="24"/>
+        </w:rPr>
+      </w:pPr>
+      <w:r>
+        <w:rPr>
+          <w:rFonts w:ascii="宋体" w:eastAsia="宋体" w:hAnsi="宋体" w:cs="宋体"/>
+          <w:sz w:val="24"/>
+        </w:rPr>
+        <w:t xml:space="preserve">高二女生200米预赛27人4组3:35 </w:t>
+      </w:r>
+    </w:p>
+    <w:p>
+      <w:pPr>
+        <w:rPr>
+          <w:rFonts w:ascii="宋体" w:eastAsia="宋体" w:hAnsi="宋体" w:cs="宋体"/>
+          <w:sz w:val="24"/>
+        </w:rPr>
+      </w:pPr>
+      <w:r>
+        <w:rPr>
+          <w:rFonts w:ascii="宋体" w:eastAsia="宋体" w:hAnsi="宋体" w:cs="宋体"/>
+          <w:sz w:val="24"/>
+        </w:rPr>
+        <w:t xml:space="preserve">高三女生200米预赛18人3组3:50 </w:t>
+      </w:r>
+    </w:p>
+    <w:p>
+      <w:pPr>
+        <w:rPr>
+          <w:rFonts w:ascii="宋体" w:eastAsia="宋体" w:hAnsi="宋体" w:cs="宋体"/>
+          <w:sz w:val="24"/>
+        </w:rPr>
+      </w:pPr>
+      <w:r>
+        <w:rPr>
+          <w:rFonts w:ascii="宋体" w:eastAsia="宋体" w:hAnsi="宋体" w:cs="宋体"/>
+          <w:sz w:val="24"/>
+        </w:rPr>
+        <w:t xml:space="preserve">二、10日上午径赛</w:t>
+      </w:r>
+    </w:p>
+    <w:p>
+      <w:pPr>
+        <w:rPr>
+          <w:rFonts w:ascii="宋体" w:eastAsia="宋体" w:hAnsi="宋体" w:cs="宋体"/>
+          <w:sz w:val="24"/>
+        </w:rPr>
+      </w:pPr>
+      <w:r>
+        <w:rPr>
+          <w:rFonts w:ascii="宋体" w:eastAsia="宋体" w:hAnsi="宋体" w:cs="宋体"/>
+          <w:sz w:val="24"/>
+        </w:rPr>
+        <w:t xml:space="preserve">高一男生200米决赛8人1组10:00 </w:t>
+      </w:r>
+    </w:p>
+    <w:p>
+      <w:pPr>
+        <w:rPr>
+          <w:rFonts w:ascii="宋体" w:eastAsia="宋体" w:hAnsi="宋体" w:cs="宋体"/>
+          <w:sz w:val="24"/>
+        </w:rPr>
+      </w:pPr>
+      <w:r>
+        <w:rPr>
+          <w:rFonts w:ascii="宋体" w:eastAsia="宋体" w:hAnsi="宋体" w:cs="宋体"/>
+          <w:sz w:val="24"/>
+        </w:rPr>
+        <w:t xml:space="preserve">高二男生200米决赛8人1组10:05 </w:t>
+      </w:r>
+    </w:p>
+    <w:p>
+      <w:pPr>
+        <w:rPr>
+          <w:rFonts w:ascii="宋体" w:eastAsia="宋体" w:hAnsi="宋体" w:cs="宋体"/>
+          <w:sz w:val="24"/>
+        </w:rPr>
+      </w:pPr>
+      <w:r>
+        <w:rPr>
+          <w:rFonts w:ascii="宋体" w:eastAsia="宋体" w:hAnsi="宋体" w:cs="宋体"/>
+          <w:sz w:val="24"/>
+        </w:rPr>
+        <w:t xml:space="preserve">高三男生200米决赛8人1组10:10 </w:t>
+      </w:r>
+    </w:p>
+    <w:p>
+      <w:pPr>
+        <w:rPr>
+          <w:rFonts w:ascii="宋体" w:eastAsia="宋体" w:hAnsi="宋体" w:cs="宋体"/>
+          <w:sz w:val="24"/>
+        </w:rPr>
+      </w:pPr>
+      <w:r>
+        <w:rPr>
+          <w:rFonts w:ascii="宋体" w:eastAsia="宋体" w:hAnsi="宋体" w:cs="宋体"/>
+          <w:sz w:val="24"/>
+        </w:rPr>
+        <w:t xml:space="preserve">高一女生200米决赛8人1组10:15 </w:t>
+      </w:r>
+    </w:p>
+    <w:p>
+      <w:pPr>
+        <w:rPr>
+          <w:rFonts w:ascii="宋体" w:eastAsia="宋体" w:hAnsi="宋体" w:cs="宋体"/>
+          <w:sz w:val="24"/>
+        </w:rPr>
+      </w:pPr>
+      <w:r>
+        <w:rPr>
+          <w:rFonts w:ascii="宋体" w:eastAsia="宋体" w:hAnsi="宋体" w:cs="宋体"/>
+          <w:sz w:val="24"/>
+        </w:rPr>
+        <w:t xml:space="preserve">高二女生200米决赛8人1组10:20 </w:t>
+      </w:r>
+    </w:p>
+    <w:p>
+      <w:pPr>
+        <w:rPr>
+          <w:rFonts w:ascii="宋体" w:eastAsia="宋体" w:hAnsi="宋体" w:cs="宋体"/>
+          <w:sz w:val="24"/>
+        </w:rPr>
+      </w:pPr>
+      <w:r>
+        <w:rPr>
+          <w:rFonts w:ascii="宋体" w:eastAsia="宋体" w:hAnsi="宋体" w:cs="宋体"/>
+          <w:sz w:val="24"/>
+        </w:rPr>
+        <w:t xml:space="preserve">高三女生200米决赛8人1组10:25 </w:t>
+      </w:r>
+    </w:p>
+    <w:p>
+      <w:pPr>
+        <w:rPr>
+          <w:rFonts w:ascii="宋体" w:eastAsia="宋体" w:hAnsi="宋体" w:cs="宋体"/>
+          <w:sz w:val="24"/>
+        </w:rPr>
+      </w:pPr>
+      <w:r>
+        <w:rPr>
+          <w:rFonts w:ascii="宋体" w:eastAsia="宋体" w:hAnsi="宋体" w:cs="宋体"/>
+          <w:sz w:val="24"/>
+        </w:rPr>
+        <w:t xml:space="preserve">三、学生会跟拍</w:t>
+      </w:r>
+    </w:p>
+    <w:p>
+      <w:pPr>
+        <w:rPr>
+          <w:rFonts w:ascii="宋体" w:eastAsia="宋体" w:hAnsi="宋体" w:cs="宋体"/>
+          <w:sz w:val="24"/>
+        </w:rPr>
+      </w:pPr>
+      <w:r>
+        <w:rPr>
+          <w:rFonts w:ascii="宋体" w:eastAsia="宋体" w:hAnsi="宋体" w:cs="宋体"/>
+          <w:sz w:val="24"/>
+        </w:rPr>
+        <w:t xml:space="preserve">全赛程学生会幕后工作宣传片（Vlog）拍摄</w:t>
+      </w:r>
+    </w:p>
+    <w:p>
+      <w:pPr>
+        <w:rPr>
+          <w:rFonts w:ascii="宋体" w:eastAsia="宋体" w:hAnsi="宋体" w:cs="宋体" w:hint="eastAsia"/>
+          <w:sz w:val="30"/>
+          <w:szCs w:val="30"/>
+        </w:rPr>
+      </w:pPr>
+    </w:p>
+    <w:p>
+      <w:pPr>
+        <w:rPr>
+          <w:rFonts w:ascii="宋体" w:eastAsia="宋体" w:hAnsi="宋体" w:cs="宋体"/>
+          <w:sz w:val="30"/>
+          <w:szCs w:val="30"/>
+        </w:rPr>
+      </w:pPr>
+      <w:r>
+        <w:rPr>
+          <w:rFonts w:hint="eastAsia"/>
+          <w:sz w:val="28"/>
+          <w:szCs w:val="28"/>
+        </w:rPr>
+        <w:t>茅熠奇</w:t>
+      </w:r>
+    </w:p>
+    <w:p>
+      <w:pPr>
+        <w:rPr>
+          <w:rFonts w:ascii="宋体" w:eastAsia="宋体" w:hAnsi="宋体" w:cs="宋体"/>
+          <w:sz w:val="24"/>
+        </w:rPr>
+      </w:pPr>
+      <w:r>
+        <w:rPr>
+          <w:rFonts w:ascii="宋体" w:eastAsia="宋体" w:hAnsi="宋体" w:cs="宋体"/>
+          <w:sz w:val="24"/>
+        </w:rPr>
+        <w:t xml:space="preserve">一、8日下午径赛 </w:t>
+      </w:r>
+    </w:p>
+    <w:p>
+      <w:pPr>
+        <w:rPr>
+          <w:rFonts w:ascii="宋体" w:eastAsia="宋体" w:hAnsi="宋体" w:cs="宋体"/>
+          <w:sz w:val="24"/>
+        </w:rPr>
+      </w:pPr>
+      <w:r>
+        <w:rPr>
+          <w:rFonts w:ascii="宋体" w:eastAsia="宋体" w:hAnsi="宋体" w:cs="宋体"/>
+          <w:sz w:val="24"/>
+        </w:rPr>
+        <w:t xml:space="preserve">高一男子400米决赛42人6组4:10 </w:t>
+      </w:r>
+    </w:p>
+    <w:p>
+      <w:pPr>
+        <w:rPr>
+          <w:rFonts w:ascii="宋体" w:eastAsia="宋体" w:hAnsi="宋体" w:cs="宋体"/>
+          <w:sz w:val="24"/>
+        </w:rPr>
+      </w:pPr>
+      <w:r>
+        <w:rPr>
+          <w:rFonts w:ascii="宋体" w:eastAsia="宋体" w:hAnsi="宋体" w:cs="宋体"/>
+          <w:sz w:val="24"/>
+        </w:rPr>
+        <w:t xml:space="preserve">高二男子400米决赛27人4组4:25 </w:t>
+      </w:r>
+    </w:p>
+    <w:p>
+      <w:pPr>
+        <w:rPr>
+          <w:rFonts w:ascii="宋体" w:eastAsia="宋体" w:hAnsi="宋体" w:cs="宋体"/>
+          <w:sz w:val="24"/>
+        </w:rPr>
+      </w:pPr>
+      <w:r>
+        <w:rPr>
+          <w:rFonts w:ascii="宋体" w:eastAsia="宋体" w:hAnsi="宋体" w:cs="宋体"/>
+          <w:sz w:val="24"/>
+        </w:rPr>
+        <w:t xml:space="preserve">高三男子400米决赛26人4组4:40 </w:t>
+      </w:r>
+    </w:p>
+    <w:p>
+      <w:pPr>
+        <w:rPr>
+          <w:rFonts w:ascii="宋体" w:eastAsia="宋体" w:hAnsi="宋体" w:cs="宋体"/>
+          <w:sz w:val="24"/>
+        </w:rPr>
+      </w:pPr>
+      <w:r>
+        <w:rPr>
+          <w:rFonts w:ascii="宋体" w:eastAsia="宋体" w:hAnsi="宋体" w:cs="宋体"/>
+          <w:sz w:val="24"/>
+        </w:rPr>
+        <w:t xml:space="preserve">二、10日上午径赛</w:t>
+      </w:r>
+    </w:p>
+    <w:p>
+      <w:pPr>
+        <w:rPr>
+          <w:rFonts w:ascii="宋体" w:eastAsia="宋体" w:hAnsi="宋体" w:cs="宋体"/>
+          <w:sz w:val="24"/>
+        </w:rPr>
+      </w:pPr>
+      <w:r>
+        <w:rPr>
+          <w:rFonts w:ascii="宋体" w:eastAsia="宋体" w:hAnsi="宋体" w:cs="宋体"/>
+          <w:sz w:val="24"/>
+        </w:rPr>
+        <w:t xml:space="preserve">高一男子1000米决赛45人2组8:40 </w:t>
+      </w:r>
+    </w:p>
+    <w:p>
+      <w:pPr>
+        <w:rPr>
+          <w:rFonts w:ascii="宋体" w:eastAsia="宋体" w:hAnsi="宋体" w:cs="宋体"/>
+          <w:sz w:val="24"/>
+        </w:rPr>
+      </w:pPr>
+      <w:r>
+        <w:rPr>
+          <w:rFonts w:ascii="宋体" w:eastAsia="宋体" w:hAnsi="宋体" w:cs="宋体"/>
+          <w:sz w:val="24"/>
+        </w:rPr>
+        <w:t xml:space="preserve">高二男子1000米决赛29人2组8:55 </w:t>
+      </w:r>
+    </w:p>
+    <w:p>
+      <w:pPr>
+        <w:rPr>
+          <w:rFonts w:ascii="宋体" w:eastAsia="宋体" w:hAnsi="宋体" w:cs="宋体"/>
+          <w:sz w:val="24"/>
+        </w:rPr>
+      </w:pPr>
+      <w:r>
+        <w:rPr>
+          <w:rFonts w:ascii="宋体" w:eastAsia="宋体" w:hAnsi="宋体" w:cs="宋体"/>
+          <w:sz w:val="24"/>
+        </w:rPr>
+        <w:t xml:space="preserve">5、高三男子1000米决赛23人1组9:10 </w:t>
+      </w:r>
+    </w:p>
+    <w:p>
+      <w:pPr>
+        <w:rPr>
+          <w:rFonts w:ascii="宋体" w:eastAsia="宋体" w:hAnsi="宋体" w:cs="宋体" w:hint="eastAsia"/>
+          <w:sz w:val="30"/>
+          <w:szCs w:val="30"/>
+        </w:rPr>
+      </w:pPr>
+    </w:p>
+    <w:p>
+      <w:pPr>
+        <w:rPr>
+          <w:rFonts w:ascii="宋体" w:eastAsia="宋体" w:hAnsi="宋体" w:cs="宋体"/>
+          <w:sz w:val="30"/>
+          <w:szCs w:val="30"/>
+        </w:rPr>
+      </w:pPr>
+      <w:r>
+        <w:rPr>
+          <w:rFonts w:hint="eastAsia"/>
+          <w:sz w:val="28"/>
+          <w:szCs w:val="28"/>
+        </w:rPr>
+        <w:t>朱烨恒</w:t>
+      </w:r>
+    </w:p>
+    <w:p>
+      <w:pPr>
+        <w:rPr>
+          <w:rFonts w:ascii="宋体" w:eastAsia="宋体" w:hAnsi="宋体" w:cs="宋体"/>
+          <w:sz w:val="24"/>
+        </w:rPr>
+      </w:pPr>
+      <w:r>
+        <w:rPr>
+          <w:rFonts w:ascii="宋体" w:eastAsia="宋体" w:hAnsi="宋体" w:cs="宋体"/>
+          <w:sz w:val="24"/>
+        </w:rPr>
+        <w:t xml:space="preserve">一、8日下午田赛</w:t>
+      </w:r>
+    </w:p>
+    <w:p>
+      <w:pPr>
+        <w:rPr>
+          <w:rFonts w:ascii="宋体" w:eastAsia="宋体" w:hAnsi="宋体" w:cs="宋体"/>
+          <w:sz w:val="24"/>
+        </w:rPr>
+      </w:pPr>
+      <w:r>
+        <w:rPr>
+          <w:rFonts w:ascii="宋体" w:eastAsia="宋体" w:hAnsi="宋体" w:cs="宋体"/>
+          <w:sz w:val="24"/>
+        </w:rPr>
+        <w:t xml:space="preserve">高二男子铅球决赛39人3:10 </w:t>
+      </w:r>
+    </w:p>
+    <w:p>
+      <w:pPr>
+        <w:rPr>
+          <w:rFonts w:ascii="宋体" w:eastAsia="宋体" w:hAnsi="宋体" w:cs="宋体"/>
+          <w:sz w:val="24"/>
+        </w:rPr>
+      </w:pPr>
+      <w:r>
+        <w:rPr>
+          <w:rFonts w:ascii="宋体" w:eastAsia="宋体" w:hAnsi="宋体" w:cs="宋体"/>
+          <w:sz w:val="24"/>
+        </w:rPr>
+        <w:t xml:space="preserve">二、9日上午田赛</w:t>
+      </w:r>
+    </w:p>
+    <w:p>
+      <w:pPr>
+        <w:rPr>
+          <w:rFonts w:ascii="宋体" w:eastAsia="宋体" w:hAnsi="宋体" w:cs="宋体"/>
+          <w:sz w:val="24"/>
+        </w:rPr>
+      </w:pPr>
+      <w:r>
+        <w:rPr>
+          <w:rFonts w:ascii="宋体" w:eastAsia="宋体" w:hAnsi="宋体" w:cs="宋体"/>
+          <w:sz w:val="24"/>
+        </w:rPr>
+        <w:t xml:space="preserve">3、高一女子铅球决赛42人7:50 </w:t>
+      </w:r>
+    </w:p>
+    <w:p>
+      <w:pPr>
+        <w:rPr>
+          <w:rFonts w:ascii="宋体" w:eastAsia="宋体" w:hAnsi="宋体" w:cs="宋体"/>
+          <w:sz w:val="24"/>
+        </w:rPr>
+      </w:pPr>
+      <w:r>
+        <w:rPr>
+          <w:rFonts w:ascii="宋体" w:eastAsia="宋体" w:hAnsi="宋体" w:cs="宋体"/>
+          <w:sz w:val="24"/>
+        </w:rPr>
+        <w:t xml:space="preserve">高三男子铅球决赛38人9:10 </w:t>
+      </w:r>
+    </w:p>
+    <w:p>
+      <w:pPr>
+        <w:rPr>
+          <w:rFonts w:ascii="宋体" w:eastAsia="宋体" w:hAnsi="宋体" w:cs="宋体"/>
+          <w:sz w:val="24"/>
+        </w:rPr>
+      </w:pPr>
+      <w:r>
+        <w:rPr>
+          <w:rFonts w:ascii="宋体" w:eastAsia="宋体" w:hAnsi="宋体" w:cs="宋体"/>
+          <w:sz w:val="24"/>
+        </w:rPr>
+        <w:t xml:space="preserve">三、9日下午田赛</w:t>
+      </w:r>
+    </w:p>
+    <w:p>
+      <w:pPr>
+        <w:rPr>
+          <w:rFonts w:ascii="宋体" w:eastAsia="宋体" w:hAnsi="宋体" w:cs="宋体"/>
+          <w:sz w:val="24"/>
+        </w:rPr>
+      </w:pPr>
+      <w:r>
+        <w:rPr>
+          <w:rFonts w:ascii="宋体" w:eastAsia="宋体" w:hAnsi="宋体" w:cs="宋体"/>
+          <w:sz w:val="24"/>
+        </w:rPr>
+        <w:t xml:space="preserve">2、高二女子铅球决赛28人2:30 </w:t>
+      </w:r>
+    </w:p>
+    <w:p>
+      <w:pPr>
+        <w:rPr>
+          <w:rFonts w:ascii="宋体" w:eastAsia="宋体" w:hAnsi="宋体" w:cs="宋体"/>
+          <w:sz w:val="24"/>
+        </w:rPr>
+      </w:pPr>
+      <w:r>
+        <w:rPr>
+          <w:rFonts w:ascii="宋体" w:eastAsia="宋体" w:hAnsi="宋体" w:cs="宋体"/>
+          <w:sz w:val="24"/>
+        </w:rPr>
+        <w:t xml:space="preserve">5、高一男子铅球决赛36人3:50 </w:t>
+      </w:r>
+    </w:p>
+    <w:p>
+      <w:pPr>
+        <w:rPr>
+          <w:rFonts w:ascii="宋体" w:eastAsia="宋体" w:hAnsi="宋体" w:cs="宋体"/>
+          <w:sz w:val="24"/>
+        </w:rPr>
+      </w:pPr>
+      <w:r>
+        <w:rPr>
+          <w:rFonts w:ascii="宋体" w:eastAsia="宋体" w:hAnsi="宋体" w:cs="宋体"/>
+          <w:sz w:val="24"/>
+        </w:rPr>
+        <w:t xml:space="preserve">四、10日上午田赛</w:t>
+      </w:r>
+    </w:p>
+    <w:p>
+      <w:pPr>
+        <w:rPr>
+          <w:rFonts w:ascii="宋体" w:eastAsia="宋体" w:hAnsi="宋体" w:cs="宋体"/>
+          <w:sz w:val="24"/>
+        </w:rPr>
+      </w:pPr>
+      <w:r>
+        <w:rPr>
+          <w:rFonts w:ascii="宋体" w:eastAsia="宋体" w:hAnsi="宋体" w:cs="宋体"/>
+          <w:sz w:val="24"/>
+        </w:rPr>
+        <w:t xml:space="preserve">高三女子铅球决赛32人8:00 </w:t>
+      </w:r>
+    </w:p>
+    <w:p>
+      <w:pPr>
+        <w:rPr>
+          <w:rFonts w:ascii="宋体" w:eastAsia="宋体" w:hAnsi="宋体" w:cs="宋体"/>
+          <w:sz w:val="24"/>
+        </w:rPr>
+      </w:pPr>
+      <w:r>
+        <w:rPr>
+          <w:rFonts w:ascii="宋体" w:eastAsia="宋体" w:hAnsi="宋体" w:cs="宋体"/>
+          <w:sz w:val="24"/>
+        </w:rPr>
+        <w:t xml:space="preserve">五、全赛程颁奖</w:t>
+      </w:r>
+    </w:p>
+    <w:p>
+      <w:pPr>
+        <w:rPr>
+          <w:rFonts w:ascii="宋体" w:eastAsia="宋体" w:hAnsi="宋体" w:cs="宋体"/>
+          <w:sz w:val="24"/>
+        </w:rPr>
+      </w:pPr>
+      <w:r>
+        <w:rPr>
+          <w:rFonts w:ascii="宋体" w:eastAsia="宋体" w:hAnsi="宋体" w:cs="宋体"/>
+          <w:sz w:val="24"/>
+        </w:rPr>
+        <w:t xml:space="preserve">各单项及团体比赛颁奖仪式抓拍</w:t>
+      </w:r>
+    </w:p>
+    <w:p>
+      <w:pPr>
+        <w:rPr>
+          <w:rFonts w:ascii="宋体" w:eastAsia="宋体" w:hAnsi="宋体" w:cs="宋体" w:hint="eastAsia"/>
+          <w:sz w:val="30"/>
+          <w:szCs w:val="30"/>
+        </w:rPr>
+      </w:pPr>
+    </w:p>
+    <w:p>
+      <w:pPr>
+        <w:rPr>
+          <w:rFonts w:ascii="宋体" w:eastAsia="宋体" w:hAnsi="宋体" w:cs="宋体"/>
+          <w:sz w:val="30"/>
+          <w:szCs w:val="30"/>
+        </w:rPr>
+      </w:pPr>
+      <w:r>
+        <w:rPr>
+          <w:rFonts w:hint="eastAsia"/>
+          <w:sz w:val="28"/>
+          <w:szCs w:val="28"/>
+        </w:rPr>
+        <w:t>陈玥潼</w:t>
+      </w:r>
+    </w:p>
+    <w:p>
+      <w:pPr>
+        <w:rPr>
+          <w:rFonts w:ascii="宋体" w:eastAsia="宋体" w:hAnsi="宋体" w:cs="宋体"/>
+          <w:sz w:val="24"/>
+        </w:rPr>
+      </w:pPr>
+      <w:r>
+        <w:rPr>
+          <w:rFonts w:ascii="宋体" w:eastAsia="宋体" w:hAnsi="宋体" w:cs="宋体"/>
+          <w:sz w:val="24"/>
+        </w:rPr>
+        <w:t xml:space="preserve">一、素材整理与采访</w:t>
+      </w:r>
+    </w:p>
+    <w:p>
+      <w:pPr>
+        <w:rPr>
+          <w:rFonts w:ascii="宋体" w:eastAsia="宋体" w:hAnsi="宋体" w:cs="宋体"/>
+          <w:sz w:val="24"/>
+        </w:rPr>
+      </w:pPr>
+      <w:r>
+        <w:rPr>
+          <w:rFonts w:ascii="宋体" w:eastAsia="宋体" w:hAnsi="宋体" w:cs="宋体"/>
+          <w:sz w:val="24"/>
+        </w:rPr>
+        <w:t xml:space="preserve">全赛程拍摄素材整理与运动员微采访</w:t>
+      </w:r>
+    </w:p>
+    <w:p>
+      <w:pPr>
+        <w:rPr>
+          <w:rFonts w:ascii="宋体" w:eastAsia="宋体" w:hAnsi="宋体" w:cs="宋体"/>
+          <w:sz w:val="24"/>
+        </w:rPr>
+      </w:pPr>
+      <w:r>
+        <w:rPr>
+          <w:rFonts w:ascii="宋体" w:eastAsia="宋体" w:hAnsi="宋体" w:cs="宋体"/>
+          <w:sz w:val="24"/>
+        </w:rPr>
+        <w:t xml:space="preserve">二、广播台联络</w:t>
+      </w:r>
+    </w:p>
+    <w:p>
+      <w:pPr>
+        <w:rPr>
+          <w:rFonts w:ascii="宋体" w:eastAsia="宋体" w:hAnsi="宋体" w:cs="宋体"/>
+          <w:sz w:val="24"/>
+        </w:rPr>
+      </w:pPr>
+      <w:r>
+        <w:rPr>
+          <w:rFonts w:ascii="宋体" w:eastAsia="宋体" w:hAnsi="宋体" w:cs="宋体"/>
+          <w:sz w:val="24"/>
+        </w:rPr>
+        <w:t xml:space="preserve">全赛程小广播加油稿播发对接</w:t>
+      </w:r>
+    </w:p>
+    <w:p>
+      <w:pPr>
+        <w:rPr>
+          <w:rFonts w:ascii="宋体" w:eastAsia="宋体" w:hAnsi="宋体" w:cs="宋体" w:hint="eastAsia"/>
+          <w:sz w:val="30"/>
+          <w:szCs w:val="30"/>
+        </w:rPr>
+      </w:pPr>
+    </w:p>
+    <w:p>
+      <w:pPr>
+        <w:rPr>
+          <w:rFonts w:ascii="宋体" w:eastAsia="宋体" w:hAnsi="宋体" w:cs="宋体"/>
+          <w:sz w:val="30"/>
+          <w:szCs w:val="30"/>
+        </w:rPr>
+      </w:pPr>
+      <w:r>
+        <w:rPr>
+          <w:rFonts w:hint="eastAsia"/>
+          <w:sz w:val="28"/>
+          <w:szCs w:val="28"/>
+        </w:rPr>
+        <w:t>张嘉炜</w:t>
+      </w:r>
+    </w:p>
+    <w:p>
+      <w:pPr>
+        <w:rPr>
+          <w:rFonts w:ascii="宋体" w:eastAsia="宋体" w:hAnsi="宋体" w:cs="宋体"/>
+          <w:sz w:val="24"/>
+        </w:rPr>
+      </w:pPr>
+      <w:r>
+        <w:rPr>
+          <w:rFonts w:ascii="宋体" w:eastAsia="宋体" w:hAnsi="宋体" w:cs="宋体"/>
+          <w:sz w:val="24"/>
+        </w:rPr>
+        <w:t xml:space="preserve">一、素材整理与采访</w:t>
+      </w:r>
+    </w:p>
+    <w:p>
+      <w:pPr>
+        <w:rPr>
+          <w:rFonts w:ascii="宋体" w:eastAsia="宋体" w:hAnsi="宋体" w:cs="宋体"/>
+          <w:sz w:val="24"/>
+        </w:rPr>
+      </w:pPr>
+      <w:r>
+        <w:rPr>
+          <w:rFonts w:ascii="宋体" w:eastAsia="宋体" w:hAnsi="宋体" w:cs="宋体"/>
+          <w:sz w:val="24"/>
+        </w:rPr>
+        <w:t xml:space="preserve">全赛程拍摄素材整理与运动员微采访</w:t>
+      </w:r>
+    </w:p>
+    <w:p>
+      <w:pPr>
+        <w:rPr>
+          <w:rFonts w:ascii="宋体" w:eastAsia="宋体" w:hAnsi="宋体" w:cs="宋体"/>
+          <w:sz w:val="24"/>
+        </w:rPr>
+      </w:pPr>
+      <w:r>
+        <w:rPr>
+          <w:rFonts w:ascii="宋体" w:eastAsia="宋体" w:hAnsi="宋体" w:cs="宋体"/>
+          <w:sz w:val="24"/>
+        </w:rPr>
+        <w:t xml:space="preserve">二、宣传片制作协助</w:t>
+      </w:r>
+    </w:p>
+    <w:p>
+      <w:pPr>
+        <w:rPr>
+          <w:rFonts w:ascii="宋体" w:eastAsia="宋体" w:hAnsi="宋体" w:cs="宋体"/>
+          <w:sz w:val="24"/>
+        </w:rPr>
+      </w:pPr>
+      <w:r>
+        <w:rPr>
+          <w:rFonts w:ascii="宋体" w:eastAsia="宋体" w:hAnsi="宋体" w:cs="宋体"/>
+          <w:sz w:val="24"/>
+        </w:rPr>
+        <w:t xml:space="preserve">学生会幕后宣传片素材分类与采访协助</w:t>
+      </w:r>
+    </w:p>
+    <w:p>
+      <w:pPr>
+        <w:rPr>
+          <w:rFonts w:ascii="宋体" w:eastAsia="宋体" w:hAnsi="宋体" w:cs="宋体" w:hint="eastAsia"/>
+          <w:sz w:val="30"/>
+          <w:szCs w:val="30"/>
+        </w:rPr>
+      </w:pPr>
+    </w:p>
+    <w:p>
+      <w:pPr>
+        <w:rPr>
+          <w:rFonts w:ascii="宋体" w:eastAsia="宋体" w:hAnsi="宋体" w:cs="宋体"/>
+          <w:sz w:val="30"/>
+          <w:szCs w:val="30"/>
+        </w:rPr>
+      </w:pPr>
+      <w:r>
+        <w:rPr>
+          <w:rFonts w:hint="eastAsia"/>
+          <w:sz w:val="28"/>
+          <w:szCs w:val="28"/>
+        </w:rPr>
+        <w:t>王艳</w:t>
+      </w:r>
+    </w:p>
+    <w:p>
+      <w:pPr>
+        <w:rPr>
+          <w:rFonts w:ascii="宋体" w:eastAsia="宋体" w:hAnsi="宋体" w:cs="宋体"/>
+          <w:sz w:val="24"/>
+        </w:rPr>
+      </w:pPr>
+      <w:r>
+        <w:rPr>
+          <w:rFonts w:ascii="宋体" w:eastAsia="宋体" w:hAnsi="宋体" w:cs="宋体"/>
+          <w:sz w:val="24"/>
+        </w:rPr>
+        <w:t xml:space="preserve">一、素材整理与采访</w:t>
+      </w:r>
+    </w:p>
+    <w:p>
+      <w:pPr>
+        <w:rPr>
+          <w:rFonts w:ascii="宋体" w:eastAsia="宋体" w:hAnsi="宋体" w:cs="宋体"/>
+          <w:sz w:val="24"/>
+        </w:rPr>
+      </w:pPr>
+      <w:r>
+        <w:rPr>
+          <w:rFonts w:ascii="宋体" w:eastAsia="宋体" w:hAnsi="宋体" w:cs="宋体"/>
+          <w:sz w:val="24"/>
+        </w:rPr>
+        <w:t xml:space="preserve">全赛程拍摄素材整理与运动员微采访</w:t>
+      </w:r>
+    </w:p>
+    <w:p>
+      <w:pPr>
+        <w:rPr>
+          <w:rFonts w:ascii="宋体" w:eastAsia="宋体" w:hAnsi="宋体" w:cs="宋体"/>
+          <w:sz w:val="24"/>
+        </w:rPr>
+      </w:pPr>
+      <w:r>
+        <w:rPr>
+          <w:rFonts w:ascii="宋体" w:eastAsia="宋体" w:hAnsi="宋体" w:cs="宋体"/>
+          <w:sz w:val="24"/>
+        </w:rPr>
+        <w:t xml:space="preserve">二、广播台联络</w:t>
+      </w:r>
+    </w:p>
+    <w:p>
+      <w:pPr>
+        <w:rPr>
+          <w:rFonts w:ascii="宋体" w:eastAsia="宋体" w:hAnsi="宋体" w:cs="宋体"/>
+          <w:sz w:val="24"/>
+        </w:rPr>
+      </w:pPr>
+      <w:r>
+        <w:rPr>
+          <w:rFonts w:ascii="宋体" w:eastAsia="宋体" w:hAnsi="宋体" w:cs="宋体"/>
+          <w:sz w:val="24"/>
+        </w:rPr>
+        <w:t xml:space="preserve">班级通讯稿收集与小广播加油稿送单</w:t>
+      </w:r>
+    </w:p>
+    <w:p>
+      <w:pPr>
+        <w:rPr>
+          <w:rFonts w:ascii="宋体" w:eastAsia="宋体" w:hAnsi="宋体" w:cs="宋体" w:hint="eastAsia"/>
+          <w:sz w:val="30"/>
+          <w:szCs w:val="30"/>
+        </w:rPr>
+      </w:pPr>
+    </w:p>
+    <w:p>
+      <w:pPr>
+        <w:rPr>
+          <w:rFonts w:ascii="宋体" w:eastAsia="宋体" w:hAnsi="宋体" w:cs="宋体"/>
+          <w:sz w:val="30"/>
+          <w:szCs w:val="30"/>
+        </w:rPr>
+      </w:pPr>
+      <w:r>
+        <w:rPr>
+          <w:rFonts w:hint="eastAsia"/>
+          <w:sz w:val="28"/>
+          <w:szCs w:val="28"/>
+        </w:rPr>
+        <w:t>鲍奕帆</w:t>
+      </w:r>
+    </w:p>
+    <w:p>
+      <w:pPr>
+        <w:rPr>
+          <w:rFonts w:ascii="宋体" w:eastAsia="宋体" w:hAnsi="宋体" w:cs="宋体"/>
+          <w:sz w:val="24"/>
+        </w:rPr>
+      </w:pPr>
+      <w:r>
+        <w:rPr>
+          <w:rFonts w:ascii="宋体" w:eastAsia="宋体" w:hAnsi="宋体" w:cs="宋体"/>
+          <w:sz w:val="24"/>
+        </w:rPr>
+        <w:t xml:space="preserve">一、后期剪辑</w:t>
+      </w:r>
+    </w:p>
+    <w:p>
+      <w:pPr>
+        <w:rPr>
+          <w:rFonts w:ascii="宋体" w:eastAsia="宋体" w:hAnsi="宋体" w:cs="宋体"/>
+          <w:sz w:val="24"/>
+        </w:rPr>
+      </w:pPr>
+      <w:r>
+        <w:rPr>
+          <w:rFonts w:ascii="宋体" w:eastAsia="宋体" w:hAnsi="宋体" w:cs="宋体"/>
+          <w:sz w:val="24"/>
+        </w:rPr>
+        <w:t xml:space="preserve">全赛程新媒体社高光主片剪辑与工程主控</w:t>
+      </w:r>
+    </w:p>
+    <w:p>
+      <w:pPr>
+        <w:rPr>
+          <w:rFonts w:ascii="宋体" w:eastAsia="宋体" w:hAnsi="宋体" w:cs="宋体" w:hint="eastAsia"/>
+          <w:sz w:val="30"/>
+          <w:szCs w:val="30"/>
+        </w:rPr>
+      </w:pPr>
+    </w:p>
+    <w:p>
+      <w:pPr>
+        <w:rPr>
+          <w:rFonts w:ascii="宋体" w:eastAsia="宋体" w:hAnsi="宋体" w:cs="宋体"/>
+          <w:sz w:val="30"/>
+          <w:szCs w:val="30"/>
+        </w:rPr>
+      </w:pPr>
+      <w:r>
+        <w:rPr>
+          <w:rFonts w:hint="eastAsia"/>
+          <w:sz w:val="28"/>
+          <w:szCs w:val="28"/>
+        </w:rPr>
+        <w:t>傅梓浩</w:t>
+      </w:r>
+    </w:p>
+    <w:p>
+      <w:pPr>
+        <w:rPr>
+          <w:rFonts w:ascii="宋体" w:eastAsia="宋体" w:hAnsi="宋体" w:cs="宋体"/>
+          <w:sz w:val="24"/>
+        </w:rPr>
+      </w:pPr>
+      <w:r>
+        <w:rPr>
+          <w:rFonts w:ascii="宋体" w:eastAsia="宋体" w:hAnsi="宋体" w:cs="宋体"/>
+          <w:sz w:val="24"/>
+        </w:rPr>
+        <w:t xml:space="preserve">一、全程剪辑</w:t>
+      </w:r>
+    </w:p>
+    <w:p>
+      <w:pPr>
+        <w:rPr>
+          <w:rFonts w:ascii="宋体" w:eastAsia="宋体" w:hAnsi="宋体" w:cs="宋体"/>
+          <w:sz w:val="24"/>
+        </w:rPr>
+      </w:pPr>
+      <w:r>
+        <w:rPr>
+          <w:rFonts w:ascii="宋体" w:eastAsia="宋体" w:hAnsi="宋体" w:cs="宋体"/>
+          <w:sz w:val="24"/>
+        </w:rPr>
+        <w:t xml:space="preserve">全赛程新媒体社主片与实况片全程剪辑</w:t>
+      </w:r>
+    </w:p>
+    <w:p>
+      <w:pPr>
+        <w:rPr>
+          <w:rFonts w:ascii="宋体" w:eastAsia="宋体" w:hAnsi="宋体" w:cs="宋体" w:hint="eastAsia"/>
+          <w:sz w:val="30"/>
+          <w:szCs w:val="30"/>
+        </w:rPr>
+      </w:pPr>
+    </w:p>
+    <w:p>
+      <w:pPr>
+        <w:rPr>
+          <w:rFonts w:ascii="宋体" w:eastAsia="宋体" w:hAnsi="宋体" w:cs="宋体" w:hint="eastAsia"/>
+          <w:sz w:val="30"/>
+          <w:szCs w:val="30"/>
         </w:rPr>
       </w:pPr>
     </w:p>
@@ -2826,7 +4399,7 @@
           <w:sz w:val="28"/>
           <w:szCs w:val="28"/>
         </w:rPr>
-        <w:t>颁奖：陈嘉炜</w:t>
+        <w:t>颁奖：陈佳炜</w:t>
       </w:r>
       <w:r>
         <w:rPr>
@@ -2858,7 +4431,7 @@
           <w:sz w:val="28"/>
           <w:szCs w:val="28"/>
         </w:rPr>
-        <w:t>铅球：陈嘉炜</w:t>
+        <w:t>铅球：陈佳炜</w:t>
       </w:r>
       <w:r>
         <w:rPr>

--- a/运动会宣传部工作人员名单.docx
+++ b/运动会宣传部工作人员名单.docx
@@ -727,14 +727,6 @@
     <w:p>
       <w:pPr>
         <w:rPr>
-          <w:rFonts w:ascii="宋体" w:eastAsia="宋体" w:hAnsi="宋体" w:cs="宋体" w:hint="eastAsia"/>
-          <w:sz w:val="24"/>
-        </w:rPr>
-      </w:pPr>
-    </w:p>
-    <w:p>
-      <w:pPr>
-        <w:rPr>
           <w:rFonts w:ascii="宋体" w:eastAsia="宋体" w:hAnsi="宋体" w:cs="宋体"/>
           <w:sz w:val="24"/>
         </w:rPr>
@@ -2969,15 +2961,6 @@
         </w:rPr>
         <w:t xml:space="preserve">全赛程新媒体社主片与实况片全程剪辑</w:t>
       </w:r>
-    </w:p>
-    <w:p>
-      <w:pPr>
-        <w:rPr>
-          <w:rFonts w:ascii="宋体" w:eastAsia="宋体" w:hAnsi="宋体" w:cs="宋体" w:hint="eastAsia"/>
-          <w:sz w:val="30"/>
-          <w:szCs w:val="30"/>
-        </w:rPr>
-      </w:pPr>
     </w:p>
     <w:p>
       <w:pPr>
@@ -5025,14 +5008,6 @@
         </w:rPr>
         <w:t>傅佳雪</w:t>
       </w:r>
-    </w:p>
-    <w:p>
-      <w:pPr>
-        <w:rPr>
-          <w:sz w:val="28"/>
-          <w:szCs w:val="28"/>
-        </w:rPr>
-      </w:pPr>
     </w:p>
     <w:sectPr>
       <w:pgSz w:w="11906" w:h="16838"/>
